--- a/docs/unused_pages/xChapter04_Lecture.docx
+++ b/docs/unused_pages/xChapter04_Lecture.docx
@@ -23,7 +23,7 @@
         <w:pStyle w:val="Date"/>
       </w:pPr>
       <w:r>
-        <w:t xml:space="preserve">2026-01-29</w:t>
+        <w:t xml:space="preserve">2026-02-02</w:t>
       </w:r>
     </w:p>
     <w:sdt>

--- a/docs/unused_pages/xChapter04_Lecture.docx
+++ b/docs/unused_pages/xChapter04_Lecture.docx
@@ -23,7 +23,7 @@
         <w:pStyle w:val="Date"/>
       </w:pPr>
       <w:r>
-        <w:t xml:space="preserve">2026-02-02</w:t>
+        <w:t xml:space="preserve">2026-02-08</w:t>
       </w:r>
     </w:p>
     <w:sdt>

--- a/docs/unused_pages/xChapter04_Lecture.docx
+++ b/docs/unused_pages/xChapter04_Lecture.docx
@@ -23,7 +23,7 @@
         <w:pStyle w:val="Date"/>
       </w:pPr>
       <w:r>
-        <w:t xml:space="preserve">2026-02-08</w:t>
+        <w:t xml:space="preserve">2026-02-22</w:t>
       </w:r>
     </w:p>
     <w:sdt>

--- a/docs/unused_pages/xChapter04_Lecture.docx
+++ b/docs/unused_pages/xChapter04_Lecture.docx
@@ -23,7 +23,7 @@
         <w:pStyle w:val="Date"/>
       </w:pPr>
       <w:r>
-        <w:t xml:space="preserve">2026-02-22</w:t>
+        <w:t xml:space="preserve">2026-03-01</w:t>
       </w:r>
     </w:p>
     <w:sdt>

--- a/docs/unused_pages/xChapter04_Lecture.docx
+++ b/docs/unused_pages/xChapter04_Lecture.docx
@@ -23,7 +23,7 @@
         <w:pStyle w:val="Date"/>
       </w:pPr>
       <w:r>
-        <w:t xml:space="preserve">2026-03-01</w:t>
+        <w:t xml:space="preserve">2026-03-03</w:t>
       </w:r>
     </w:p>
     <w:sdt>

--- a/docs/unused_pages/xChapter04_Lecture.docx
+++ b/docs/unused_pages/xChapter04_Lecture.docx
@@ -23,7 +23,7 @@
         <w:pStyle w:val="Date"/>
       </w:pPr>
       <w:r>
-        <w:t xml:space="preserve">2026-03-03</w:t>
+        <w:t xml:space="preserve">2026-03-05</w:t>
       </w:r>
     </w:p>
     <w:sdt>

--- a/docs/unused_pages/xChapter04_Lecture.docx
+++ b/docs/unused_pages/xChapter04_Lecture.docx
@@ -23,7 +23,7 @@
         <w:pStyle w:val="Date"/>
       </w:pPr>
       <w:r>
-        <w:t xml:space="preserve">2026-03-05</w:t>
+        <w:t xml:space="preserve">2026-03-08</w:t>
       </w:r>
     </w:p>
     <w:sdt>

--- a/docs/unused_pages/xChapter04_Lecture.docx
+++ b/docs/unused_pages/xChapter04_Lecture.docx
@@ -23,7 +23,7 @@
         <w:pStyle w:val="Date"/>
       </w:pPr>
       <w:r>
-        <w:t xml:space="preserve">2026-03-08</w:t>
+        <w:t xml:space="preserve">2026-03-10</w:t>
       </w:r>
     </w:p>
     <w:sdt>

--- a/docs/unused_pages/xChapter04_Lecture.docx
+++ b/docs/unused_pages/xChapter04_Lecture.docx
@@ -23,7 +23,7 @@
         <w:pStyle w:val="Date"/>
       </w:pPr>
       <w:r>
-        <w:t xml:space="preserve">2026-03-10</w:t>
+        <w:t xml:space="preserve">2026-03-15</w:t>
       </w:r>
     </w:p>
     <w:sdt>

--- a/docs/unused_pages/xChapter04_Lecture.docx
+++ b/docs/unused_pages/xChapter04_Lecture.docx
@@ -23,7 +23,7 @@
         <w:pStyle w:val="Date"/>
       </w:pPr>
       <w:r>
-        <w:t xml:space="preserve">2026-03-15</w:t>
+        <w:t xml:space="preserve">2026-03-27</w:t>
       </w:r>
     </w:p>
     <w:sdt>

--- a/docs/unused_pages/xChapter04_Lecture.docx
+++ b/docs/unused_pages/xChapter04_Lecture.docx
@@ -23,7 +23,7 @@
         <w:pStyle w:val="Date"/>
       </w:pPr>
       <w:r>
-        <w:t xml:space="preserve">2026-03-27</w:t>
+        <w:t xml:space="preserve">2026-03-29</w:t>
       </w:r>
     </w:p>
     <w:sdt>

--- a/docs/unused_pages/xChapter04_Lecture.docx
+++ b/docs/unused_pages/xChapter04_Lecture.docx
@@ -23,7 +23,7 @@
         <w:pStyle w:val="Date"/>
       </w:pPr>
       <w:r>
-        <w:t xml:space="preserve">2026-03-29</w:t>
+        <w:t xml:space="preserve">2026-03-31</w:t>
       </w:r>
     </w:p>
     <w:sdt>

--- a/docs/unused_pages/xChapter04_Lecture.docx
+++ b/docs/unused_pages/xChapter04_Lecture.docx
@@ -23,7 +23,7 @@
         <w:pStyle w:val="Date"/>
       </w:pPr>
       <w:r>
-        <w:t xml:space="preserve">2026-03-31</w:t>
+        <w:t xml:space="preserve">2026-04-01</w:t>
       </w:r>
     </w:p>
     <w:sdt>

--- a/docs/unused_pages/xChapter04_Lecture.docx
+++ b/docs/unused_pages/xChapter04_Lecture.docx
@@ -23,7 +23,7 @@
         <w:pStyle w:val="Date"/>
       </w:pPr>
       <w:r>
-        <w:t xml:space="preserve">2026-04-01</w:t>
+        <w:t xml:space="preserve">2026-04-05</w:t>
       </w:r>
     </w:p>
     <w:sdt>

--- a/docs/unused_pages/xChapter04_Lecture.docx
+++ b/docs/unused_pages/xChapter04_Lecture.docx
@@ -23,7 +23,7 @@
         <w:pStyle w:val="Date"/>
       </w:pPr>
       <w:r>
-        <w:t xml:space="preserve">2026-04-05</w:t>
+        <w:t xml:space="preserve">2026-04-07</w:t>
       </w:r>
     </w:p>
     <w:sdt>

--- a/docs/unused_pages/xChapter04_Lecture.docx
+++ b/docs/unused_pages/xChapter04_Lecture.docx
@@ -23,7 +23,7 @@
         <w:pStyle w:val="Date"/>
       </w:pPr>
       <w:r>
-        <w:t xml:space="preserve">2026-04-07</w:t>
+        <w:t xml:space="preserve">2026-04-13</w:t>
       </w:r>
     </w:p>
     <w:sdt>

--- a/docs/unused_pages/xChapter04_Lecture.docx
+++ b/docs/unused_pages/xChapter04_Lecture.docx
@@ -23,7 +23,7 @@
         <w:pStyle w:val="Date"/>
       </w:pPr>
       <w:r>
-        <w:t xml:space="preserve">2026-04-13</w:t>
+        <w:t xml:space="preserve">2026-04-14</w:t>
       </w:r>
     </w:p>
     <w:sdt>

--- a/docs/unused_pages/xChapter04_Lecture.docx
+++ b/docs/unused_pages/xChapter04_Lecture.docx
@@ -23,7 +23,7 @@
         <w:pStyle w:val="Date"/>
       </w:pPr>
       <w:r>
-        <w:t xml:space="preserve">2026-04-14</w:t>
+        <w:t xml:space="preserve">2026-04-16</w:t>
       </w:r>
     </w:p>
     <w:sdt>

--- a/docs/unused_pages/xChapter04_Lecture.docx
+++ b/docs/unused_pages/xChapter04_Lecture.docx
@@ -23,7 +23,7 @@
         <w:pStyle w:val="Date"/>
       </w:pPr>
       <w:r>
-        <w:t xml:space="preserve">2026-04-16</w:t>
+        <w:t xml:space="preserve">2026-04-19</w:t>
       </w:r>
     </w:p>
     <w:sdt>

--- a/docs/unused_pages/xChapter04_Lecture.docx
+++ b/docs/unused_pages/xChapter04_Lecture.docx
@@ -23,7 +23,7 @@
         <w:pStyle w:val="Date"/>
       </w:pPr>
       <w:r>
-        <w:t xml:space="preserve">2026-04-19</w:t>
+        <w:t xml:space="preserve">2026-04-20</w:t>
       </w:r>
     </w:p>
     <w:sdt>

--- a/docs/unused_pages/xChapter04_Lecture.docx
+++ b/docs/unused_pages/xChapter04_Lecture.docx
@@ -23,7 +23,7 @@
         <w:pStyle w:val="Date"/>
       </w:pPr>
       <w:r>
-        <w:t xml:space="preserve">2026-04-20</w:t>
+        <w:t xml:space="preserve">2026-04-22</w:t>
       </w:r>
     </w:p>
     <w:sdt>

--- a/docs/unused_pages/xChapter04_Lecture.docx
+++ b/docs/unused_pages/xChapter04_Lecture.docx
@@ -23,7 +23,7 @@
         <w:pStyle w:val="Date"/>
       </w:pPr>
       <w:r>
-        <w:t xml:space="preserve">2026-04-22</w:t>
+        <w:t xml:space="preserve">2026-04-23</w:t>
       </w:r>
     </w:p>
     <w:sdt>
